--- a/docs/qa/Teach — тестовая документация QA.docx
+++ b/docs/qa/Teach — тестовая документация QA.docx
@@ -20,7 +20,7 @@
         <w:rPr>
           <w:sz w:val="32"/>
         </w:rPr>
-        <w:t>Тестовая документация для junior QA</w:t>
+        <w:t>Test documentation для junior QA</w:t>
       </w:r>
     </w:p>
     <w:p>
@@ -111,7 +111,7 @@
               <w:rPr>
                 <w:sz w:val="19"/>
               </w:rPr>
-              <w:t>1.0 · 10 сентября 2026</w:t>
+              <w:t>1.1 · 11 сентября 2026</w:t>
             </w:r>
           </w:p>
         </w:tc>
@@ -130,7 +130,7 @@
               <w:rPr>
                 <w:sz w:val="19"/>
               </w:rPr>
-              <w:t>Проверяемая сборка</w:t>
+              <w:t>Build под тест</w:t>
             </w:r>
           </w:p>
         </w:tc>
@@ -147,7 +147,7 @@
               <w:rPr>
                 <w:sz w:val="19"/>
               </w:rPr>
-              <w:t>Teach 0.1.0, сборка 13 в TestFlight (или новее — номер сборки указывайте в отчёте)</w:t>
+              <w:t>Teach 0.1.0, build 13 в TestFlight (или новее — номер build указывайте в bug report)</w:t>
             </w:r>
           </w:p>
         </w:tc>
@@ -255,7 +255,7 @@
               <w:rPr>
                 <w:sz w:val="19"/>
               </w:rPr>
-              <w:t>Тестировщик без опыта в проекте: документ ведёт от установки сборки до отчёта о баге</w:t>
+              <w:t>Тестировщик без опыта в проекте: документ ведёт от установки build до bug report</w:t>
             </w:r>
           </w:p>
         </w:tc>
@@ -283,7 +283,7 @@
           <w:b w:val="0"/>
           <w:i w:val="0"/>
         </w:rPr>
-        <w:t>Документ состоит из подготовки (раздел 3), дымового прогона на 10 минут (раздел 4), полных тест-кейсов по областям (раздел 5) и приложений с шаблоном отчёта и словарём терминов. Каждый тест-кейс имеет номер, предусловия, пронумерованные шаги и ожидаемый результат. Отмечайте результат в последней колонке: OK — совпало с ожиданием, FAIL — нет; на каждый FAIL заводится отчёт по шаблону из приложения A.</w:t>
+        <w:t>Документ состоит из подготовки (раздел 3), smoke test на 10 минут (раздел 4), полного набора test cases по областям (раздел 5) и приложений с шаблоном bug report и словарём терминов. Каждый test case имеет ID, preconditions, пронумерованные steps и expected result. Отмечайте результат в последней колонке: PASS — совпало с ожиданием, FAIL — нет; на каждый FAIL заводится bug report по шаблону из приложения A.</w:t>
       </w:r>
     </w:p>
     <w:p>
@@ -295,10 +295,10 @@
         <w:rPr>
           <w:b/>
         </w:rPr>
-        <w:t xml:space="preserve">Дымовой прогон </w:t>
+        <w:t xml:space="preserve">Smoke test </w:t>
       </w:r>
       <w:r>
-        <w:t>делается на каждой новой сборке первым. Если он не проходит, полный прогон не начинайте — сообщите сразу.</w:t>
+        <w:t>делается на каждом новом build первым. Если он не проходит, full regression не начинайте — сообщите сразу.</w:t>
       </w:r>
     </w:p>
     <w:p>
@@ -310,10 +310,10 @@
         <w:rPr>
           <w:b/>
         </w:rPr>
-        <w:t xml:space="preserve">Полный прогон </w:t>
+        <w:t xml:space="preserve">Full regression </w:t>
       </w:r>
       <w:r>
-        <w:t>делается по областям, порядок разделов 5.1 → 5.12 удобен, потому что каждая область готовит данные для следующей.</w:t>
+        <w:t>делается по областям, порядок разделов 5.1 → 5.12 удобен, потому что каждая область готовит test data для следующей.</w:t>
       </w:r>
     </w:p>
     <w:p>
@@ -328,7 +328,7 @@
         <w:t xml:space="preserve">Время ожидания </w:t>
       </w:r>
       <w:r>
-        <w:t>указано в ожидаемых результатах: это нормальные значения. Если ждёте заметно дольше, это тоже наблюдение для отчёта, с точным временем.</w:t>
+        <w:t>указано в expected result: это нормальные значения. Если ждёте заметно дольше, это тоже наблюдение для bug report, с точным временем.</w:t>
       </w:r>
     </w:p>
     <w:p>
@@ -476,7 +476,7 @@
               <w:rPr>
                 <w:sz w:val="19"/>
               </w:rPr>
-              <w:t>Проверка входа, выхода, сохранности данных</w:t>
+              <w:t>Login, logout, сохранность данных</w:t>
             </w:r>
           </w:p>
         </w:tc>
@@ -635,7 +635,7 @@
               <w:rPr>
                 <w:sz w:val="19"/>
               </w:rPr>
-              <w:t>Сетевые шаги, ожидания, ошибки сети</w:t>
+              <w:t>Сетевые шаги, timeouts, network errors</w:t>
             </w:r>
           </w:p>
         </w:tc>
@@ -1004,7 +1004,7 @@
         <w:spacing w:after="40"/>
       </w:pPr>
       <w:r>
-        <w:t>После принятия в TestFlight появляется Teach. Устанавливайте последнюю сборку; номер сборки виден в TestFlight и нужен в каждом отчёте.</w:t>
+        <w:t>После принятия в TestFlight появляется Teach. Устанавливайте последний build; номер build виден в TestFlight и нужен в каждом bug report.</w:t>
       </w:r>
     </w:p>
     <w:p>
@@ -1013,7 +1013,7 @@
         <w:spacing w:after="40"/>
       </w:pPr>
       <w:r>
-        <w:t>Обновление сборки не удаляет данные: предметы, повторы и настройки остаются. Если после обновления данные пропали — это баг.</w:t>
+        <w:t>Обновление build не удаляет данные: предметы, повторы и настройки остаются. Если после обновления данные пропали — это bug.</w:t>
       </w:r>
     </w:p>
     <w:p>
@@ -1068,7 +1068,7 @@
           <w:b w:val="0"/>
           <w:i w:val="0"/>
         </w:rPr>
-        <w:t>Приложение уже знает адрес сервера и токен, вручную их вводить не нужно. Токен понадобится только для проверок через API (раздел 5.12): его выдаёт владелец проекта лично. Токен нельзя публиковать, пересылать в общие чаты и вставлять в отчёты. Документация API открыта без токена: https://teach-tutor-api.fly.dev/docs/ и https://teach-tutor-api.fly.dev/scalar/.</w:t>
+        <w:t>Приложение уже знает адрес сервера и токен, вручную их вводить не нужно. Токен понадобится только для проверок через API (раздел 5.12): его выдаёт владелец проекта лично. Токен нельзя публиковать, пересылать в общие чаты и вставлять в bug reports. Документация API открыта без токена: https://teach-tutor-api.fly.dev/docs/ и https://teach-tutor-api.fly.dev/scalar/.</w:t>
       </w:r>
     </w:p>
     <w:p>
@@ -1112,7 +1112,7 @@
         <w:spacing w:after="40"/>
       </w:pPr>
       <w:r>
-        <w:t>Секундомер или часы: в отчётах указывайте время события, по нему находят записи в логах сервера.</w:t>
+        <w:t>Секундомер или часы: в bug report указывайте время события, по нему находят записи в server logs.</w:t>
       </w:r>
     </w:p>
     <w:p>
@@ -1120,7 +1120,7 @@
         <w:pStyle w:val="Heading2"/>
       </w:pPr>
       <w:r>
-        <w:t>3.5 Как сообщать о находках</w:t>
+        <w:t>3.5 Как оформлять bug report</w:t>
       </w:r>
     </w:p>
     <w:p>
@@ -1132,7 +1132,7 @@
           <w:b w:val="0"/>
           <w:i w:val="0"/>
         </w:rPr>
-        <w:t>На каждый FAIL — отдельный отчёт по шаблону из приложения A. Обязательно: номер сборки, модель телефона и версия iOS, шаги, ожидание, факт, скриншот или запись экрана, время события. Для предмета, созданного через мастер, добавьте его название и тему: по ним предмет находят на сервере. Не объединяйте несколько багов в один отчёт.</w:t>
+        <w:t>На каждый FAIL — отдельный bug report по шаблону из приложения A. Обязательно: номер build, модель телефона и версия iOS, steps to reproduce, expected result, actual result, скриншот или screen recording, время события. Для предмета, созданного через мастер, добавьте его название и тему: по ним предмет находят на сервере. Не объединяйте несколько bugs в один report.</w:t>
       </w:r>
     </w:p>
     <w:p>
@@ -1140,7 +1140,7 @@
         <w:pStyle w:val="Heading1"/>
       </w:pPr>
       <w:r>
-        <w:t>4. Дымовой прогон новой сборки (≈ 10 минут)</w:t>
+        <w:t>4. Smoke test нового build (≈ 10 минут)</w:t>
       </w:r>
     </w:p>
     <w:p>
@@ -1152,7 +1152,7 @@
           <w:b w:val="0"/>
           <w:i w:val="0"/>
         </w:rPr>
-        <w:t>Делается на каждой сборке до полного прогона. Все пункты должны быть OK.</w:t>
+        <w:t>Делается на каждом build до full regression. Все пункты должны быть PASS.</w:t>
       </w:r>
     </w:p>
     <w:tbl>
@@ -1197,7 +1197,7 @@
                 <w:b/>
                 <w:sz w:val="19"/>
               </w:rPr>
-              <w:t>Действие</w:t>
+              <w:t>Action</w:t>
             </w:r>
           </w:p>
         </w:tc>
@@ -1213,7 +1213,7 @@
                 <w:b/>
                 <w:sz w:val="19"/>
               </w:rPr>
-              <w:t>Ожидание</w:t>
+              <w:t>Expected result</w:t>
             </w:r>
           </w:p>
         </w:tc>
@@ -1229,7 +1229,7 @@
                 <w:b/>
                 <w:sz w:val="19"/>
               </w:rPr>
-              <w:t>OK</w:t>
+              <w:t>PASS</w:t>
             </w:r>
           </w:p>
         </w:tc>
@@ -1875,7 +1875,7 @@
         <w:pStyle w:val="Heading1"/>
       </w:pPr>
       <w:r>
-        <w:t>5. Тест-кейсы</w:t>
+        <w:t>5. Test cases</w:t>
       </w:r>
     </w:p>
     <w:p>
@@ -1887,7 +1887,7 @@
           <w:b w:val="0"/>
           <w:i w:val="0"/>
         </w:rPr>
-        <w:t>Обозначения: «свой предмет» — предмет, созданный через мастер; «демо» — предустановленные «Английский» и «Публичные выступления». В шагах «→» означает переход.</w:t>
+        <w:t>Обозначения: «свой предмет» — предмет, созданный через мастер; «демо» — предустановленные «Английский» и «Публичные выступления». В steps «→» означает переход. Preconditions описывают состояние до первого шага.</w:t>
       </w:r>
     </w:p>
     <w:p>
@@ -1942,7 +1942,7 @@
                 <w:b/>
                 <w:sz w:val="18"/>
               </w:rPr>
-              <w:t>Проверка</w:t>
+              <w:t>Test case</w:t>
             </w:r>
           </w:p>
         </w:tc>
@@ -1958,7 +1958,7 @@
                 <w:b/>
                 <w:sz w:val="18"/>
               </w:rPr>
-              <w:t>Предусловия</w:t>
+              <w:t>Preconditions</w:t>
             </w:r>
           </w:p>
         </w:tc>
@@ -1974,7 +1974,7 @@
                 <w:b/>
                 <w:sz w:val="18"/>
               </w:rPr>
-              <w:t>Шаги</w:t>
+              <w:t>Steps</w:t>
             </w:r>
           </w:p>
         </w:tc>
@@ -1990,7 +1990,7 @@
                 <w:b/>
                 <w:sz w:val="18"/>
               </w:rPr>
-              <w:t>Ожидаемый результат</w:t>
+              <w:t>Expected result</w:t>
             </w:r>
           </w:p>
         </w:tc>
@@ -2006,7 +2006,7 @@
                 <w:b/>
                 <w:sz w:val="18"/>
               </w:rPr>
-              <w:t>Результат</w:t>
+              <w:t>Result</w:t>
             </w:r>
           </w:p>
         </w:tc>
@@ -2132,7 +2132,7 @@
               <w:rPr>
                 <w:sz w:val="18"/>
               </w:rPr>
-              <w:t>☐ OK</w:t>
+              <w:t>☐ PASS</w:t>
               <w:br/>
               <w:t>☐ FAIL</w:t>
             </w:r>
@@ -2271,7 +2271,7 @@
               <w:rPr>
                 <w:sz w:val="18"/>
               </w:rPr>
-              <w:t>☐ OK</w:t>
+              <w:t>☐ PASS</w:t>
               <w:br/>
               <w:t>☐ FAIL</w:t>
             </w:r>
@@ -2377,7 +2377,7 @@
               <w:rPr>
                 <w:sz w:val="18"/>
               </w:rPr>
-              <w:t>☐ OK</w:t>
+              <w:t>☐ PASS</w:t>
               <w:br/>
               <w:t>☐ FAIL</w:t>
             </w:r>
@@ -2494,7 +2494,7 @@
               <w:rPr>
                 <w:sz w:val="18"/>
               </w:rPr>
-              <w:t>☐ OK</w:t>
+              <w:t>☐ PASS</w:t>
               <w:br/>
               <w:t>☐ FAIL</w:t>
             </w:r>
@@ -2559,7 +2559,7 @@
                 <w:b/>
                 <w:sz w:val="18"/>
               </w:rPr>
-              <w:t>Проверка</w:t>
+              <w:t>Test case</w:t>
             </w:r>
           </w:p>
         </w:tc>
@@ -2575,7 +2575,7 @@
                 <w:b/>
                 <w:sz w:val="18"/>
               </w:rPr>
-              <w:t>Предусловия</w:t>
+              <w:t>Preconditions</w:t>
             </w:r>
           </w:p>
         </w:tc>
@@ -2591,7 +2591,7 @@
                 <w:b/>
                 <w:sz w:val="18"/>
               </w:rPr>
-              <w:t>Шаги</w:t>
+              <w:t>Steps</w:t>
             </w:r>
           </w:p>
         </w:tc>
@@ -2607,7 +2607,7 @@
                 <w:b/>
                 <w:sz w:val="18"/>
               </w:rPr>
-              <w:t>Ожидаемый результат</w:t>
+              <w:t>Expected result</w:t>
             </w:r>
           </w:p>
         </w:tc>
@@ -2623,7 +2623,7 @@
                 <w:b/>
                 <w:sz w:val="18"/>
               </w:rPr>
-              <w:t>Результат</w:t>
+              <w:t>Result</w:t>
             </w:r>
           </w:p>
         </w:tc>
@@ -2738,7 +2738,7 @@
               <w:rPr>
                 <w:sz w:val="18"/>
               </w:rPr>
-              <w:t>☐ OK</w:t>
+              <w:t>☐ PASS</w:t>
               <w:br/>
               <w:t>☐ FAIL</w:t>
             </w:r>
@@ -2855,7 +2855,7 @@
               <w:rPr>
                 <w:sz w:val="18"/>
               </w:rPr>
-              <w:t>☐ OK</w:t>
+              <w:t>☐ PASS</w:t>
               <w:br/>
               <w:t>☐ FAIL</w:t>
             </w:r>
@@ -2961,7 +2961,7 @@
               <w:rPr>
                 <w:sz w:val="18"/>
               </w:rPr>
-              <w:t>☐ OK</w:t>
+              <w:t>☐ PASS</w:t>
               <w:br/>
               <w:t>☐ FAIL</w:t>
             </w:r>
@@ -3100,7 +3100,7 @@
               <w:rPr>
                 <w:sz w:val="18"/>
               </w:rPr>
-              <w:t>☐ OK</w:t>
+              <w:t>☐ PASS</w:t>
               <w:br/>
               <w:t>☐ FAIL</w:t>
             </w:r>
@@ -3206,7 +3206,7 @@
               <w:rPr>
                 <w:sz w:val="18"/>
               </w:rPr>
-              <w:t>☐ OK</w:t>
+              <w:t>☐ PASS</w:t>
               <w:br/>
               <w:t>☐ FAIL</w:t>
             </w:r>
@@ -3271,7 +3271,7 @@
                 <w:b/>
                 <w:sz w:val="18"/>
               </w:rPr>
-              <w:t>Проверка</w:t>
+              <w:t>Test case</w:t>
             </w:r>
           </w:p>
         </w:tc>
@@ -3287,7 +3287,7 @@
                 <w:b/>
                 <w:sz w:val="18"/>
               </w:rPr>
-              <w:t>Предусловия</w:t>
+              <w:t>Preconditions</w:t>
             </w:r>
           </w:p>
         </w:tc>
@@ -3303,7 +3303,7 @@
                 <w:b/>
                 <w:sz w:val="18"/>
               </w:rPr>
-              <w:t>Шаги</w:t>
+              <w:t>Steps</w:t>
             </w:r>
           </w:p>
         </w:tc>
@@ -3319,7 +3319,7 @@
                 <w:b/>
                 <w:sz w:val="18"/>
               </w:rPr>
-              <w:t>Ожидаемый результат</w:t>
+              <w:t>Expected result</w:t>
             </w:r>
           </w:p>
         </w:tc>
@@ -3335,7 +3335,7 @@
                 <w:b/>
                 <w:sz w:val="18"/>
               </w:rPr>
-              <w:t>Результат</w:t>
+              <w:t>Result</w:t>
             </w:r>
           </w:p>
         </w:tc>
@@ -3461,7 +3461,7 @@
               <w:rPr>
                 <w:sz w:val="18"/>
               </w:rPr>
-              <w:t>☐ OK</w:t>
+              <w:t>☐ PASS</w:t>
               <w:br/>
               <w:t>☐ FAIL</w:t>
             </w:r>
@@ -3589,7 +3589,7 @@
               <w:rPr>
                 <w:sz w:val="18"/>
               </w:rPr>
-              <w:t>☐ OK</w:t>
+              <w:t>☐ PASS</w:t>
               <w:br/>
               <w:t>☐ FAIL</w:t>
             </w:r>
@@ -3706,7 +3706,7 @@
               <w:rPr>
                 <w:sz w:val="18"/>
               </w:rPr>
-              <w:t>☐ OK</w:t>
+              <w:t>☐ PASS</w:t>
               <w:br/>
               <w:t>☐ FAIL</w:t>
             </w:r>
@@ -3834,7 +3834,7 @@
               <w:rPr>
                 <w:sz w:val="18"/>
               </w:rPr>
-              <w:t>☐ OK</w:t>
+              <w:t>☐ PASS</w:t>
               <w:br/>
               <w:t>☐ FAIL</w:t>
             </w:r>
@@ -3962,7 +3962,7 @@
               <w:rPr>
                 <w:sz w:val="18"/>
               </w:rPr>
-              <w:t>☐ OK</w:t>
+              <w:t>☐ PASS</w:t>
               <w:br/>
               <w:t>☐ FAIL</w:t>
             </w:r>
@@ -4079,7 +4079,7 @@
               <w:rPr>
                 <w:sz w:val="18"/>
               </w:rPr>
-              <w:t>☐ OK</w:t>
+              <w:t>☐ PASS</w:t>
               <w:br/>
               <w:t>☐ FAIL</w:t>
             </w:r>
@@ -4196,7 +4196,7 @@
               <w:rPr>
                 <w:sz w:val="18"/>
               </w:rPr>
-              <w:t>☐ OK</w:t>
+              <w:t>☐ PASS</w:t>
               <w:br/>
               <w:t>☐ FAIL</w:t>
             </w:r>
@@ -4302,7 +4302,7 @@
               <w:rPr>
                 <w:sz w:val="18"/>
               </w:rPr>
-              <w:t>☐ OK</w:t>
+              <w:t>☐ PASS</w:t>
               <w:br/>
               <w:t>☐ FAIL</w:t>
             </w:r>
@@ -4367,7 +4367,7 @@
                 <w:b/>
                 <w:sz w:val="18"/>
               </w:rPr>
-              <w:t>Проверка</w:t>
+              <w:t>Test case</w:t>
             </w:r>
           </w:p>
         </w:tc>
@@ -4383,7 +4383,7 @@
                 <w:b/>
                 <w:sz w:val="18"/>
               </w:rPr>
-              <w:t>Предусловия</w:t>
+              <w:t>Preconditions</w:t>
             </w:r>
           </w:p>
         </w:tc>
@@ -4399,7 +4399,7 @@
                 <w:b/>
                 <w:sz w:val="18"/>
               </w:rPr>
-              <w:t>Шаги</w:t>
+              <w:t>Steps</w:t>
             </w:r>
           </w:p>
         </w:tc>
@@ -4415,7 +4415,7 @@
                 <w:b/>
                 <w:sz w:val="18"/>
               </w:rPr>
-              <w:t>Ожидаемый результат</w:t>
+              <w:t>Expected result</w:t>
             </w:r>
           </w:p>
         </w:tc>
@@ -4431,7 +4431,7 @@
                 <w:b/>
                 <w:sz w:val="18"/>
               </w:rPr>
-              <w:t>Результат</w:t>
+              <w:t>Result</w:t>
             </w:r>
           </w:p>
         </w:tc>
@@ -4535,7 +4535,7 @@
               <w:rPr>
                 <w:sz w:val="18"/>
               </w:rPr>
-              <w:t>☐ OK</w:t>
+              <w:t>☐ PASS</w:t>
               <w:br/>
               <w:t>☐ FAIL</w:t>
             </w:r>
@@ -4663,7 +4663,7 @@
               <w:rPr>
                 <w:sz w:val="18"/>
               </w:rPr>
-              <w:t>☐ OK</w:t>
+              <w:t>☐ PASS</w:t>
               <w:br/>
               <w:t>☐ FAIL</w:t>
             </w:r>
@@ -4780,7 +4780,7 @@
               <w:rPr>
                 <w:sz w:val="18"/>
               </w:rPr>
-              <w:t>☐ OK</w:t>
+              <w:t>☐ PASS</w:t>
               <w:br/>
               <w:t>☐ FAIL</w:t>
             </w:r>
@@ -4908,7 +4908,7 @@
               <w:rPr>
                 <w:sz w:val="18"/>
               </w:rPr>
-              <w:t>☐ OK</w:t>
+              <w:t>☐ PASS</w:t>
               <w:br/>
               <w:t>☐ FAIL</w:t>
             </w:r>
@@ -5025,7 +5025,7 @@
               <w:rPr>
                 <w:sz w:val="18"/>
               </w:rPr>
-              <w:t>☐ OK</w:t>
+              <w:t>☐ PASS</w:t>
               <w:br/>
               <w:t>☐ FAIL</w:t>
             </w:r>
@@ -5131,7 +5131,7 @@
               <w:rPr>
                 <w:sz w:val="18"/>
               </w:rPr>
-              <w:t>☐ OK</w:t>
+              <w:t>☐ PASS</w:t>
               <w:br/>
               <w:t>☐ FAIL</w:t>
             </w:r>
@@ -5270,7 +5270,7 @@
               <w:rPr>
                 <w:sz w:val="18"/>
               </w:rPr>
-              <w:t>☐ OK</w:t>
+              <w:t>☐ PASS</w:t>
               <w:br/>
               <w:t>☐ FAIL</w:t>
             </w:r>
@@ -5387,7 +5387,7 @@
               <w:rPr>
                 <w:sz w:val="18"/>
               </w:rPr>
-              <w:t>☐ OK</w:t>
+              <w:t>☐ PASS</w:t>
               <w:br/>
               <w:t>☐ FAIL</w:t>
             </w:r>
@@ -5493,7 +5493,7 @@
               <w:rPr>
                 <w:sz w:val="18"/>
               </w:rPr>
-              <w:t>☐ OK</w:t>
+              <w:t>☐ PASS</w:t>
               <w:br/>
               <w:t>☐ FAIL</w:t>
             </w:r>
@@ -5610,7 +5610,7 @@
               <w:rPr>
                 <w:sz w:val="18"/>
               </w:rPr>
-              <w:t>☐ OK</w:t>
+              <w:t>☐ PASS</w:t>
               <w:br/>
               <w:t>☐ FAIL</w:t>
             </w:r>
@@ -5675,7 +5675,7 @@
                 <w:b/>
                 <w:sz w:val="18"/>
               </w:rPr>
-              <w:t>Проверка</w:t>
+              <w:t>Test case</w:t>
             </w:r>
           </w:p>
         </w:tc>
@@ -5691,7 +5691,7 @@
                 <w:b/>
                 <w:sz w:val="18"/>
               </w:rPr>
-              <w:t>Предусловия</w:t>
+              <w:t>Preconditions</w:t>
             </w:r>
           </w:p>
         </w:tc>
@@ -5707,7 +5707,7 @@
                 <w:b/>
                 <w:sz w:val="18"/>
               </w:rPr>
-              <w:t>Шаги</w:t>
+              <w:t>Steps</w:t>
             </w:r>
           </w:p>
         </w:tc>
@@ -5723,7 +5723,7 @@
                 <w:b/>
                 <w:sz w:val="18"/>
               </w:rPr>
-              <w:t>Ожидаемый результат</w:t>
+              <w:t>Expected result</w:t>
             </w:r>
           </w:p>
         </w:tc>
@@ -5739,7 +5739,7 @@
                 <w:b/>
                 <w:sz w:val="18"/>
               </w:rPr>
-              <w:t>Результат</w:t>
+              <w:t>Result</w:t>
             </w:r>
           </w:p>
         </w:tc>
@@ -5843,7 +5843,7 @@
               <w:rPr>
                 <w:sz w:val="18"/>
               </w:rPr>
-              <w:t>☐ OK</w:t>
+              <w:t>☐ PASS</w:t>
               <w:br/>
               <w:t>☐ FAIL</w:t>
             </w:r>
@@ -5949,7 +5949,7 @@
               <w:rPr>
                 <w:sz w:val="18"/>
               </w:rPr>
-              <w:t>☐ OK</w:t>
+              <w:t>☐ PASS</w:t>
               <w:br/>
               <w:t>☐ FAIL</w:t>
             </w:r>
@@ -6055,7 +6055,7 @@
               <w:rPr>
                 <w:sz w:val="18"/>
               </w:rPr>
-              <w:t>☐ OK</w:t>
+              <w:t>☐ PASS</w:t>
               <w:br/>
               <w:t>☐ FAIL</w:t>
             </w:r>
@@ -6161,7 +6161,7 @@
               <w:rPr>
                 <w:sz w:val="18"/>
               </w:rPr>
-              <w:t>☐ OK</w:t>
+              <w:t>☐ PASS</w:t>
               <w:br/>
               <w:t>☐ FAIL</w:t>
             </w:r>
@@ -6278,7 +6278,7 @@
               <w:rPr>
                 <w:sz w:val="18"/>
               </w:rPr>
-              <w:t>☐ OK</w:t>
+              <w:t>☐ PASS</w:t>
               <w:br/>
               <w:t>☐ FAIL</w:t>
             </w:r>
@@ -6395,7 +6395,7 @@
               <w:rPr>
                 <w:sz w:val="18"/>
               </w:rPr>
-              <w:t>☐ OK</w:t>
+              <w:t>☐ PASS</w:t>
               <w:br/>
               <w:t>☐ FAIL</w:t>
             </w:r>
@@ -6523,7 +6523,7 @@
               <w:rPr>
                 <w:sz w:val="18"/>
               </w:rPr>
-              <w:t>☐ OK</w:t>
+              <w:t>☐ PASS</w:t>
               <w:br/>
               <w:t>☐ FAIL</w:t>
             </w:r>
@@ -6640,7 +6640,7 @@
               <w:rPr>
                 <w:sz w:val="18"/>
               </w:rPr>
-              <w:t>☐ OK</w:t>
+              <w:t>☐ PASS</w:t>
               <w:br/>
               <w:t>☐ FAIL</w:t>
             </w:r>
@@ -6705,7 +6705,7 @@
                 <w:b/>
                 <w:sz w:val="18"/>
               </w:rPr>
-              <w:t>Проверка</w:t>
+              <w:t>Test case</w:t>
             </w:r>
           </w:p>
         </w:tc>
@@ -6721,7 +6721,7 @@
                 <w:b/>
                 <w:sz w:val="18"/>
               </w:rPr>
-              <w:t>Предусловия</w:t>
+              <w:t>Preconditions</w:t>
             </w:r>
           </w:p>
         </w:tc>
@@ -6737,7 +6737,7 @@
                 <w:b/>
                 <w:sz w:val="18"/>
               </w:rPr>
-              <w:t>Шаги</w:t>
+              <w:t>Steps</w:t>
             </w:r>
           </w:p>
         </w:tc>
@@ -6753,7 +6753,7 @@
                 <w:b/>
                 <w:sz w:val="18"/>
               </w:rPr>
-              <w:t>Ожидаемый результат</w:t>
+              <w:t>Expected result</w:t>
             </w:r>
           </w:p>
         </w:tc>
@@ -6769,7 +6769,7 @@
                 <w:b/>
                 <w:sz w:val="18"/>
               </w:rPr>
-              <w:t>Результат</w:t>
+              <w:t>Result</w:t>
             </w:r>
           </w:p>
         </w:tc>
@@ -6873,7 +6873,7 @@
               <w:rPr>
                 <w:sz w:val="18"/>
               </w:rPr>
-              <w:t>☐ OK</w:t>
+              <w:t>☐ PASS</w:t>
               <w:br/>
               <w:t>☐ FAIL</w:t>
             </w:r>
@@ -7001,7 +7001,7 @@
               <w:rPr>
                 <w:sz w:val="18"/>
               </w:rPr>
-              <w:t>☐ OK</w:t>
+              <w:t>☐ PASS</w:t>
               <w:br/>
               <w:t>☐ FAIL</w:t>
             </w:r>
@@ -7107,7 +7107,7 @@
               <w:rPr>
                 <w:sz w:val="18"/>
               </w:rPr>
-              <w:t>☐ OK</w:t>
+              <w:t>☐ PASS</w:t>
               <w:br/>
               <w:t>☐ FAIL</w:t>
             </w:r>
@@ -7224,7 +7224,7 @@
               <w:rPr>
                 <w:sz w:val="18"/>
               </w:rPr>
-              <w:t>☐ OK</w:t>
+              <w:t>☐ PASS</w:t>
               <w:br/>
               <w:t>☐ FAIL</w:t>
             </w:r>
@@ -7330,7 +7330,7 @@
               <w:rPr>
                 <w:sz w:val="18"/>
               </w:rPr>
-              <w:t>☐ OK</w:t>
+              <w:t>☐ PASS</w:t>
               <w:br/>
               <w:t>☐ FAIL</w:t>
             </w:r>
@@ -7447,7 +7447,7 @@
               <w:rPr>
                 <w:sz w:val="18"/>
               </w:rPr>
-              <w:t>☐ OK</w:t>
+              <w:t>☐ PASS</w:t>
               <w:br/>
               <w:t>☐ FAIL</w:t>
             </w:r>
@@ -7575,7 +7575,7 @@
               <w:rPr>
                 <w:sz w:val="18"/>
               </w:rPr>
-              <w:t>☐ OK</w:t>
+              <w:t>☐ PASS</w:t>
               <w:br/>
               <w:t>☐ FAIL</w:t>
             </w:r>
@@ -7640,7 +7640,7 @@
                 <w:b/>
                 <w:sz w:val="18"/>
               </w:rPr>
-              <w:t>Проверка</w:t>
+              <w:t>Test case</w:t>
             </w:r>
           </w:p>
         </w:tc>
@@ -7656,7 +7656,7 @@
                 <w:b/>
                 <w:sz w:val="18"/>
               </w:rPr>
-              <w:t>Предусловия</w:t>
+              <w:t>Preconditions</w:t>
             </w:r>
           </w:p>
         </w:tc>
@@ -7672,7 +7672,7 @@
                 <w:b/>
                 <w:sz w:val="18"/>
               </w:rPr>
-              <w:t>Шаги</w:t>
+              <w:t>Steps</w:t>
             </w:r>
           </w:p>
         </w:tc>
@@ -7688,7 +7688,7 @@
                 <w:b/>
                 <w:sz w:val="18"/>
               </w:rPr>
-              <w:t>Ожидаемый результат</w:t>
+              <w:t>Expected result</w:t>
             </w:r>
           </w:p>
         </w:tc>
@@ -7704,7 +7704,7 @@
                 <w:b/>
                 <w:sz w:val="18"/>
               </w:rPr>
-              <w:t>Результат</w:t>
+              <w:t>Result</w:t>
             </w:r>
           </w:p>
         </w:tc>
@@ -7808,7 +7808,7 @@
               <w:rPr>
                 <w:sz w:val="18"/>
               </w:rPr>
-              <w:t>☐ OK</w:t>
+              <w:t>☐ PASS</w:t>
               <w:br/>
               <w:t>☐ FAIL</w:t>
             </w:r>
@@ -7914,7 +7914,7 @@
               <w:rPr>
                 <w:sz w:val="18"/>
               </w:rPr>
-              <w:t>☐ OK</w:t>
+              <w:t>☐ PASS</w:t>
               <w:br/>
               <w:t>☐ FAIL</w:t>
             </w:r>
@@ -8020,7 +8020,7 @@
               <w:rPr>
                 <w:sz w:val="18"/>
               </w:rPr>
-              <w:t>☐ OK</w:t>
+              <w:t>☐ PASS</w:t>
               <w:br/>
               <w:t>☐ FAIL</w:t>
             </w:r>
@@ -8126,7 +8126,7 @@
               <w:rPr>
                 <w:sz w:val="18"/>
               </w:rPr>
-              <w:t>☐ OK</w:t>
+              <w:t>☐ PASS</w:t>
               <w:br/>
               <w:t>☐ FAIL</w:t>
             </w:r>
@@ -8243,7 +8243,7 @@
               <w:rPr>
                 <w:sz w:val="18"/>
               </w:rPr>
-              <w:t>☐ OK</w:t>
+              <w:t>☐ PASS</w:t>
               <w:br/>
               <w:t>☐ FAIL</w:t>
             </w:r>
@@ -8349,7 +8349,7 @@
               <w:rPr>
                 <w:sz w:val="18"/>
               </w:rPr>
-              <w:t>☐ OK</w:t>
+              <w:t>☐ PASS</w:t>
               <w:br/>
               <w:t>☐ FAIL</w:t>
             </w:r>
@@ -8414,7 +8414,7 @@
                 <w:b/>
                 <w:sz w:val="18"/>
               </w:rPr>
-              <w:t>Проверка</w:t>
+              <w:t>Test case</w:t>
             </w:r>
           </w:p>
         </w:tc>
@@ -8430,7 +8430,7 @@
                 <w:b/>
                 <w:sz w:val="18"/>
               </w:rPr>
-              <w:t>Предусловия</w:t>
+              <w:t>Preconditions</w:t>
             </w:r>
           </w:p>
         </w:tc>
@@ -8446,7 +8446,7 @@
                 <w:b/>
                 <w:sz w:val="18"/>
               </w:rPr>
-              <w:t>Шаги</w:t>
+              <w:t>Steps</w:t>
             </w:r>
           </w:p>
         </w:tc>
@@ -8462,7 +8462,7 @@
                 <w:b/>
                 <w:sz w:val="18"/>
               </w:rPr>
-              <w:t>Ожидаемый результат</w:t>
+              <w:t>Expected result</w:t>
             </w:r>
           </w:p>
         </w:tc>
@@ -8478,7 +8478,7 @@
                 <w:b/>
                 <w:sz w:val="18"/>
               </w:rPr>
-              <w:t>Результат</w:t>
+              <w:t>Result</w:t>
             </w:r>
           </w:p>
         </w:tc>
@@ -8582,7 +8582,7 @@
               <w:rPr>
                 <w:sz w:val="18"/>
               </w:rPr>
-              <w:t>☐ OK</w:t>
+              <w:t>☐ PASS</w:t>
               <w:br/>
               <w:t>☐ FAIL</w:t>
             </w:r>
@@ -8688,7 +8688,7 @@
               <w:rPr>
                 <w:sz w:val="18"/>
               </w:rPr>
-              <w:t>☐ OK</w:t>
+              <w:t>☐ PASS</w:t>
               <w:br/>
               <w:t>☐ FAIL</w:t>
             </w:r>
@@ -8794,7 +8794,7 @@
               <w:rPr>
                 <w:sz w:val="18"/>
               </w:rPr>
-              <w:t>☐ OK</w:t>
+              <w:t>☐ PASS</w:t>
               <w:br/>
               <w:t>☐ FAIL</w:t>
             </w:r>
@@ -8922,7 +8922,7 @@
               <w:rPr>
                 <w:sz w:val="18"/>
               </w:rPr>
-              <w:t>☐ OK</w:t>
+              <w:t>☐ PASS</w:t>
               <w:br/>
               <w:t>☐ FAIL</w:t>
             </w:r>
@@ -9028,7 +9028,7 @@
               <w:rPr>
                 <w:sz w:val="18"/>
               </w:rPr>
-              <w:t>☐ OK</w:t>
+              <w:t>☐ PASS</w:t>
               <w:br/>
               <w:t>☐ FAIL</w:t>
             </w:r>
@@ -9134,7 +9134,7 @@
               <w:rPr>
                 <w:sz w:val="18"/>
               </w:rPr>
-              <w:t>☐ OK</w:t>
+              <w:t>☐ PASS</w:t>
               <w:br/>
               <w:t>☐ FAIL</w:t>
             </w:r>
@@ -9199,7 +9199,7 @@
                 <w:b/>
                 <w:sz w:val="18"/>
               </w:rPr>
-              <w:t>Проверка</w:t>
+              <w:t>Test case</w:t>
             </w:r>
           </w:p>
         </w:tc>
@@ -9215,7 +9215,7 @@
                 <w:b/>
                 <w:sz w:val="18"/>
               </w:rPr>
-              <w:t>Предусловия</w:t>
+              <w:t>Preconditions</w:t>
             </w:r>
           </w:p>
         </w:tc>
@@ -9231,7 +9231,7 @@
                 <w:b/>
                 <w:sz w:val="18"/>
               </w:rPr>
-              <w:t>Шаги</w:t>
+              <w:t>Steps</w:t>
             </w:r>
           </w:p>
         </w:tc>
@@ -9247,7 +9247,7 @@
                 <w:b/>
                 <w:sz w:val="18"/>
               </w:rPr>
-              <w:t>Ожидаемый результат</w:t>
+              <w:t>Expected result</w:t>
             </w:r>
           </w:p>
         </w:tc>
@@ -9263,7 +9263,7 @@
                 <w:b/>
                 <w:sz w:val="18"/>
               </w:rPr>
-              <w:t>Результат</w:t>
+              <w:t>Result</w:t>
             </w:r>
           </w:p>
         </w:tc>
@@ -9378,7 +9378,7 @@
               <w:rPr>
                 <w:sz w:val="18"/>
               </w:rPr>
-              <w:t>☐ OK</w:t>
+              <w:t>☐ PASS</w:t>
               <w:br/>
               <w:t>☐ FAIL</w:t>
             </w:r>
@@ -9484,7 +9484,7 @@
               <w:rPr>
                 <w:sz w:val="18"/>
               </w:rPr>
-              <w:t>☐ OK</w:t>
+              <w:t>☐ PASS</w:t>
               <w:br/>
               <w:t>☐ FAIL</w:t>
             </w:r>
@@ -9590,7 +9590,7 @@
               <w:rPr>
                 <w:sz w:val="18"/>
               </w:rPr>
-              <w:t>☐ OK</w:t>
+              <w:t>☐ PASS</w:t>
               <w:br/>
               <w:t>☐ FAIL</w:t>
             </w:r>
@@ -9696,7 +9696,7 @@
               <w:rPr>
                 <w:sz w:val="18"/>
               </w:rPr>
-              <w:t>☐ OK</w:t>
+              <w:t>☐ PASS</w:t>
               <w:br/>
               <w:t>☐ FAIL</w:t>
             </w:r>
@@ -9813,7 +9813,7 @@
               <w:rPr>
                 <w:sz w:val="18"/>
               </w:rPr>
-              <w:t>☐ OK</w:t>
+              <w:t>☐ PASS</w:t>
               <w:br/>
               <w:t>☐ FAIL</w:t>
             </w:r>
@@ -9919,7 +9919,7 @@
               <w:rPr>
                 <w:sz w:val="18"/>
               </w:rPr>
-              <w:t>☐ OK</w:t>
+              <w:t>☐ PASS</w:t>
               <w:br/>
               <w:t>☐ FAIL</w:t>
             </w:r>
@@ -10025,7 +10025,7 @@
               <w:rPr>
                 <w:sz w:val="18"/>
               </w:rPr>
-              <w:t>☐ OK</w:t>
+              <w:t>☐ PASS</w:t>
               <w:br/>
               <w:t>☐ FAIL</w:t>
             </w:r>
@@ -10090,7 +10090,7 @@
                 <w:b/>
                 <w:sz w:val="18"/>
               </w:rPr>
-              <w:t>Проверка</w:t>
+              <w:t>Test case</w:t>
             </w:r>
           </w:p>
         </w:tc>
@@ -10106,7 +10106,7 @@
                 <w:b/>
                 <w:sz w:val="18"/>
               </w:rPr>
-              <w:t>Предусловия</w:t>
+              <w:t>Preconditions</w:t>
             </w:r>
           </w:p>
         </w:tc>
@@ -10122,7 +10122,7 @@
                 <w:b/>
                 <w:sz w:val="18"/>
               </w:rPr>
-              <w:t>Шаги</w:t>
+              <w:t>Steps</w:t>
             </w:r>
           </w:p>
         </w:tc>
@@ -10138,7 +10138,7 @@
                 <w:b/>
                 <w:sz w:val="18"/>
               </w:rPr>
-              <w:t>Ожидаемый результат</w:t>
+              <w:t>Expected result</w:t>
             </w:r>
           </w:p>
         </w:tc>
@@ -10154,7 +10154,7 @@
                 <w:b/>
                 <w:sz w:val="18"/>
               </w:rPr>
-              <w:t>Результат</w:t>
+              <w:t>Result</w:t>
             </w:r>
           </w:p>
         </w:tc>
@@ -10269,7 +10269,7 @@
               <w:rPr>
                 <w:sz w:val="18"/>
               </w:rPr>
-              <w:t>☐ OK</w:t>
+              <w:t>☐ PASS</w:t>
               <w:br/>
               <w:t>☐ FAIL</w:t>
             </w:r>
@@ -10375,7 +10375,7 @@
               <w:rPr>
                 <w:sz w:val="18"/>
               </w:rPr>
-              <w:t>☐ OK</w:t>
+              <w:t>☐ PASS</w:t>
               <w:br/>
               <w:t>☐ FAIL</w:t>
             </w:r>
@@ -10514,7 +10514,7 @@
               <w:rPr>
                 <w:sz w:val="18"/>
               </w:rPr>
-              <w:t>☐ OK</w:t>
+              <w:t>☐ PASS</w:t>
               <w:br/>
               <w:t>☐ FAIL</w:t>
             </w:r>
@@ -10620,7 +10620,7 @@
               <w:rPr>
                 <w:sz w:val="18"/>
               </w:rPr>
-              <w:t>☐ OK</w:t>
+              <w:t>☐ PASS</w:t>
               <w:br/>
               <w:t>☐ FAIL</w:t>
             </w:r>
@@ -10737,7 +10737,7 @@
               <w:rPr>
                 <w:sz w:val="18"/>
               </w:rPr>
-              <w:t>☐ OK</w:t>
+              <w:t>☐ PASS</w:t>
               <w:br/>
               <w:t>☐ FAIL</w:t>
             </w:r>
@@ -10802,7 +10802,7 @@
                 <w:b/>
                 <w:sz w:val="18"/>
               </w:rPr>
-              <w:t>Проверка</w:t>
+              <w:t>Test case</w:t>
             </w:r>
           </w:p>
         </w:tc>
@@ -10818,7 +10818,7 @@
                 <w:b/>
                 <w:sz w:val="18"/>
               </w:rPr>
-              <w:t>Предусловия</w:t>
+              <w:t>Preconditions</w:t>
             </w:r>
           </w:p>
         </w:tc>
@@ -10834,7 +10834,7 @@
                 <w:b/>
                 <w:sz w:val="18"/>
               </w:rPr>
-              <w:t>Шаги</w:t>
+              <w:t>Steps</w:t>
             </w:r>
           </w:p>
         </w:tc>
@@ -10850,7 +10850,7 @@
                 <w:b/>
                 <w:sz w:val="18"/>
               </w:rPr>
-              <w:t>Ожидаемый результат</w:t>
+              <w:t>Expected result</w:t>
             </w:r>
           </w:p>
         </w:tc>
@@ -10866,7 +10866,7 @@
                 <w:b/>
                 <w:sz w:val="18"/>
               </w:rPr>
-              <w:t>Результат</w:t>
+              <w:t>Result</w:t>
             </w:r>
           </w:p>
         </w:tc>
@@ -10970,7 +10970,7 @@
               <w:rPr>
                 <w:sz w:val="18"/>
               </w:rPr>
-              <w:t>☐ OK</w:t>
+              <w:t>☐ PASS</w:t>
               <w:br/>
               <w:t>☐ FAIL</w:t>
             </w:r>
@@ -11076,7 +11076,7 @@
               <w:rPr>
                 <w:sz w:val="18"/>
               </w:rPr>
-              <w:t>☐ OK</w:t>
+              <w:t>☐ PASS</w:t>
               <w:br/>
               <w:t>☐ FAIL</w:t>
             </w:r>
@@ -11204,7 +11204,7 @@
               <w:rPr>
                 <w:sz w:val="18"/>
               </w:rPr>
-              <w:t>☐ OK</w:t>
+              <w:t>☐ PASS</w:t>
               <w:br/>
               <w:t>☐ FAIL</w:t>
             </w:r>
@@ -11321,7 +11321,7 @@
               <w:rPr>
                 <w:sz w:val="18"/>
               </w:rPr>
-              <w:t>☐ OK</w:t>
+              <w:t>☐ PASS</w:t>
               <w:br/>
               <w:t>☐ FAIL</w:t>
             </w:r>
@@ -11438,7 +11438,7 @@
               <w:rPr>
                 <w:sz w:val="18"/>
               </w:rPr>
-              <w:t>☐ OK</w:t>
+              <w:t>☐ PASS</w:t>
               <w:br/>
               <w:t>☐ FAIL</w:t>
             </w:r>
@@ -11544,7 +11544,7 @@
               <w:rPr>
                 <w:sz w:val="18"/>
               </w:rPr>
-              <w:t>☐ OK</w:t>
+              <w:t>☐ PASS</w:t>
               <w:br/>
               <w:t>☐ FAIL</w:t>
             </w:r>
@@ -11562,7 +11562,7 @@
         <w:pStyle w:val="Heading2"/>
       </w:pPr>
       <w:r>
-        <w:t>5.12 API (для тестировщиков с терминалом)</w:t>
+        <w:t>5.12 API testing (для тестировщиков с терминалом)</w:t>
       </w:r>
     </w:p>
     <w:p>
@@ -11621,7 +11621,7 @@
                 <w:b/>
                 <w:sz w:val="18"/>
               </w:rPr>
-              <w:t>Проверка</w:t>
+              <w:t>Test case</w:t>
             </w:r>
           </w:p>
         </w:tc>
@@ -11637,7 +11637,7 @@
                 <w:b/>
                 <w:sz w:val="18"/>
               </w:rPr>
-              <w:t>Предусловия</w:t>
+              <w:t>Preconditions</w:t>
             </w:r>
           </w:p>
         </w:tc>
@@ -11653,7 +11653,7 @@
                 <w:b/>
                 <w:sz w:val="18"/>
               </w:rPr>
-              <w:t>Шаги</w:t>
+              <w:t>Steps</w:t>
             </w:r>
           </w:p>
         </w:tc>
@@ -11669,7 +11669,7 @@
                 <w:b/>
                 <w:sz w:val="18"/>
               </w:rPr>
-              <w:t>Ожидаемый результат</w:t>
+              <w:t>Expected result</w:t>
             </w:r>
           </w:p>
         </w:tc>
@@ -11685,7 +11685,7 @@
                 <w:b/>
                 <w:sz w:val="18"/>
               </w:rPr>
-              <w:t>Результат</w:t>
+              <w:t>Result</w:t>
             </w:r>
           </w:p>
         </w:tc>
@@ -11811,7 +11811,7 @@
               <w:rPr>
                 <w:sz w:val="18"/>
               </w:rPr>
-              <w:t>☐ OK</w:t>
+              <w:t>☐ PASS</w:t>
               <w:br/>
               <w:t>☐ FAIL</w:t>
             </w:r>
@@ -11917,7 +11917,7 @@
               <w:rPr>
                 <w:sz w:val="18"/>
               </w:rPr>
-              <w:t>☐ OK</w:t>
+              <w:t>☐ PASS</w:t>
               <w:br/>
               <w:t>☐ FAIL</w:t>
             </w:r>
@@ -12034,7 +12034,7 @@
               <w:rPr>
                 <w:sz w:val="18"/>
               </w:rPr>
-              <w:t>☐ OK</w:t>
+              <w:t>☐ PASS</w:t>
               <w:br/>
               <w:t>☐ FAIL</w:t>
             </w:r>
@@ -12052,7 +12052,7 @@
         <w:pStyle w:val="Heading1"/>
       </w:pPr>
       <w:r>
-        <w:t>Приложение A. Шаблон отчёта о баге</w:t>
+        <w:t>Приложение A. Шаблон bug report</w:t>
       </w:r>
     </w:p>
     <w:tbl>
@@ -12114,7 +12114,7 @@
               <w:rPr>
                 <w:sz w:val="19"/>
               </w:rPr>
-              <w:t>Заголовок</w:t>
+              <w:t>Title</w:t>
             </w:r>
           </w:p>
         </w:tc>
@@ -12150,7 +12150,7 @@
               <w:rPr>
                 <w:sz w:val="19"/>
               </w:rPr>
-              <w:t>Сборка</w:t>
+              <w:t>Build</w:t>
             </w:r>
           </w:p>
         </w:tc>
@@ -12186,7 +12186,7 @@
               <w:rPr>
                 <w:sz w:val="19"/>
               </w:rPr>
-              <w:t>Устройство</w:t>
+              <w:t>Environment</w:t>
             </w:r>
           </w:p>
         </w:tc>
@@ -12258,7 +12258,7 @@
               <w:rPr>
                 <w:sz w:val="19"/>
               </w:rPr>
-              <w:t>Шаги</w:t>
+              <w:t>Steps to reproduce</w:t>
             </w:r>
           </w:p>
         </w:tc>
@@ -12294,7 +12294,7 @@
               <w:rPr>
                 <w:sz w:val="19"/>
               </w:rPr>
-              <w:t>Ожидание</w:t>
+              <w:t>Expected result</w:t>
             </w:r>
           </w:p>
         </w:tc>
@@ -12311,7 +12311,7 @@
               <w:rPr>
                 <w:sz w:val="19"/>
               </w:rPr>
-              <w:t>Что должно было произойти (из тест-кейса)</w:t>
+              <w:t>Что должно было произойти (из test case)</w:t>
             </w:r>
           </w:p>
         </w:tc>
@@ -12330,7 +12330,7 @@
               <w:rPr>
                 <w:sz w:val="19"/>
               </w:rPr>
-              <w:t>Факт</w:t>
+              <w:t>Actual result</w:t>
             </w:r>
           </w:p>
         </w:tc>
@@ -12366,7 +12366,7 @@
               <w:rPr>
                 <w:sz w:val="19"/>
               </w:rPr>
-              <w:t>Время</w:t>
+              <w:t>Timestamp</w:t>
             </w:r>
           </w:p>
         </w:tc>
@@ -12383,7 +12383,7 @@
               <w:rPr>
                 <w:sz w:val="19"/>
               </w:rPr>
-              <w:t>Дата и время события с точностью до минуты — по нему ищут в логах сервера</w:t>
+              <w:t>Дата и время события с точностью до минуты — по нему ищут в server logs</w:t>
             </w:r>
           </w:p>
         </w:tc>
@@ -12402,7 +12402,7 @@
               <w:rPr>
                 <w:sz w:val="19"/>
               </w:rPr>
-              <w:t>Вложения</w:t>
+              <w:t>Attachments</w:t>
             </w:r>
           </w:p>
         </w:tc>
@@ -12419,7 +12419,7 @@
               <w:rPr>
                 <w:sz w:val="19"/>
               </w:rPr>
-              <w:t>Скриншот или запись экрана; для долгих ожиданий — сколько секунд ждали</w:t>
+              <w:t>Скриншот или screen recording; для долгих ожиданий — сколько секунд ждали</w:t>
             </w:r>
           </w:p>
         </w:tc>
@@ -12438,7 +12438,7 @@
               <w:rPr>
                 <w:sz w:val="19"/>
               </w:rPr>
-              <w:t>Воспроизводимость</w:t>
+              <w:t>Reproducibility</w:t>
             </w:r>
           </w:p>
         </w:tc>
@@ -12455,7 +12455,7 @@
               <w:rPr>
                 <w:sz w:val="19"/>
               </w:rPr>
-              <w:t>Всегда / иногда (сколько раз из скольких)</w:t>
+              <w:t>Always / sometimes (сколько раз из скольких)</w:t>
             </w:r>
           </w:p>
         </w:tc>
@@ -12474,7 +12474,7 @@
               <w:rPr>
                 <w:sz w:val="19"/>
               </w:rPr>
-              <w:t>Серьёзность</w:t>
+              <w:t>Severity</w:t>
             </w:r>
           </w:p>
         </w:tc>
@@ -12491,7 +12491,7 @@
               <w:rPr>
                 <w:sz w:val="19"/>
               </w:rPr>
-              <w:t>Блокер (нельзя продолжать) / Серьёзный (функция не работает) / Мелкий (косметика, опечатка)</w:t>
+              <w:t>Blocker (нельзя продолжать) / Major (функция не работает) / Minor (косметика, опечатка)</w:t>
             </w:r>
           </w:p>
         </w:tc>
@@ -12507,7 +12507,7 @@
         <w:pStyle w:val="Heading1"/>
       </w:pPr>
       <w:r>
-        <w:t>Приложение B. Что не считается багом</w:t>
+        <w:t>Приложение B. Что не считается bug</w:t>
       </w:r>
     </w:p>
     <w:p>
@@ -12516,7 +12516,7 @@
         <w:spacing w:after="40"/>
       </w:pPr>
       <w:r>
-        <w:t>Разные формулировки уроков и вопросов у разных тестировщиков: уроки генерируются моделью и не повторяются дословно. Баг — если урок не соответствует теме, содержит ошибку в фактах или ломает формат (например, нет ни одной практики).</w:t>
+        <w:t>Разные формулировки уроков и вопросов у разных тестировщиков: уроки генерируются моделью и не повторяются дословно. Bug — если урок не соответствует теме, содержит ошибку в фактах или ломает формат (например, нет ни одной практики).</w:t>
       </w:r>
     </w:p>
     <w:p>

--- a/docs/qa/Teach — тестовая документация QA.docx
+++ b/docs/qa/Teach — тестовая документация QA.docx
@@ -1352,7 +1352,7 @@
               <w:rPr>
                 <w:sz w:val="19"/>
               </w:rPr>
-              <w:t>Два демо-предмета «Английский» и «Публичные выступления» с чипом «демо» и строкой «Этап 1/5 · … · урок 2»; карточка повторов с числом карточек</w:t>
+              <w:t>Два демо-предмета «Английский» и «Выступления» с чипом «демо» и строкой «Этап 1/5 · … · урок 2»; карточка повторов с числом карточек</w:t>
             </w:r>
           </w:p>
         </w:tc>
@@ -1887,7 +1887,7 @@
           <w:b w:val="0"/>
           <w:i w:val="0"/>
         </w:rPr>
-        <w:t>Обозначения: «свой предмет» — предмет, созданный через мастер; «демо» — предустановленные «Английский» и «Публичные выступления». В steps «→» означает переход. Preconditions описывают состояние до первого шага.</w:t>
+        <w:t>Обозначения: «свой предмет» — предмет, созданный через мастер; «демо» — предустановленные «Английский» и «Выступления». В steps «→» означает переход. Preconditions описывают состояние до первого шага.</w:t>
       </w:r>
     </w:p>
     <w:p>
@@ -2721,7 +2721,7 @@
               <w:rPr>
                 <w:sz w:val="18"/>
               </w:rPr>
-              <w:t>«Английский» (Рассказ о себе) и «Публичные выступления» (Структура речи), у каждого чип «демо», индикатор из 5 сегментов и строка «Этап 1/5 · Каркас и термины · урок 2», «Урок готов», кнопка «Начать»</w:t>
+              <w:t>«Английский» (Рассказ о себе) и «Выступления» (Структура речи), у каждого чип «демо», индикатор из 5 сегментов и строка «Этап 1/5 · Каркас и термины · урок 2», «Урок готов», кнопка «Начать»</w:t>
             </w:r>
           </w:p>
         </w:tc>
@@ -4518,7 +4518,7 @@
               <w:rPr>
                 <w:sz w:val="18"/>
               </w:rPr>
-              <w:t>Кикер «ЗАЧЕМ · миссия…», заголовок, 1–2 абзаца, карточка «ПРИМЕР», строка источника с номером. Слова «доверие высокое» отсутствуют; у среднего или низкого доверия — предупреждение цветом (демо «Публичные выступления»)</w:t>
+              <w:t>Кикер «ЗАЧЕМ · миссия…», заголовок, 1–2 абзаца, карточка «ПРИМЕР», строка источника с номером. Слова «доверие высокое» отсутствуют; у среднего или низкого доверия — предупреждение цветом (демо «Выступления»)</w:t>
             </w:r>
           </w:p>
         </w:tc>
@@ -9868,7 +9868,7 @@
               <w:rPr>
                 <w:sz w:val="18"/>
               </w:rPr>
-              <w:t>Демо «Публичные выступления»</w:t>
+              <w:t>Демо «Выступления»</w:t>
             </w:r>
           </w:p>
         </w:tc>
@@ -12936,7 +12936,7 @@
               <w:rPr>
                 <w:sz w:val="19"/>
               </w:rPr>
-              <w:t>Предустановленные «Английский» и «Публичные выступления», сгенерированы сервером и зашиты в приложение</w:t>
+              <w:t>Предустановленные «Английский» и «Выступления», сгенерированы сервером и зашиты в приложение</w:t>
             </w:r>
           </w:p>
         </w:tc>
